--- a/en/wisdom-stories/albrecht-durer.docx
+++ b/en/wisdom-stories/albrecht-durer.docx
@@ -4,218 +4,113 @@
   <w:body>
     <w:p>
       <w:pPr>
-        <w:spacing w:before="0" w:after="60"/>
-        <w:jc w:val="left"/>
+        <w:pStyle w:val="Title"/>
       </w:pPr>
       <w:r>
-        <w:rPr>
-          <w:rFonts w:ascii="Arial" w:hAnsi="Arial" w:eastAsia="Arial"/>
-          <w:i w:val="0"/>
-          <w:color w:val="000000"/>
-          <w:sz w:val="52"/>
-        </w:rPr>
         <w:t>Albrecht Dürer</w:t>
       </w:r>
     </w:p>
     <w:p>
-      <w:pPr>
-        <w:jc w:val="left"/>
-      </w:pPr>
+      <w:pPr/>
       <w:r>
-        <w:rPr>
-          <w:rFonts w:ascii="Arial" w:hAnsi="Arial" w:eastAsia="Arial"/>
-          <w:i w:val="0"/>
-          <w:color w:val="000000"/>
-          <w:sz w:val="22"/>
-        </w:rPr>
         <w:t>In a small village near Nuremberg lived a family with ten children. Their father worked eighteen hours a day to support the household. Despite their hardship, the two eldest sons, Albrecht and Albert, dreamed of becoming renowned artists. They knew their father could not afford to educate them both at once.</w:t>
       </w:r>
     </w:p>
     <w:p>
-      <w:pPr>
-        <w:jc w:val="left"/>
-      </w:pPr>
+      <w:pPr/>
       <w:r>
-        <w:rPr>
-          <w:rFonts w:ascii="Arial" w:hAnsi="Arial" w:eastAsia="Arial"/>
-          <w:i w:val="0"/>
-          <w:color w:val="000000"/>
-          <w:sz w:val="22"/>
-        </w:rPr>
         <w:t>After long discussions by candlelight, the brothers decided to draw lots. The winner would study at the academy in Nuremberg, while the other worked in a nearby mine to support him. After four years, they would exchange places.</w:t>
       </w:r>
     </w:p>
     <w:p>
       <w:pPr>
-        <w:jc w:val="left"/>
+        <w:spacing w:after="80"/>
       </w:pPr>
       <w:r>
-        <w:rPr>
-          <w:rFonts w:ascii="Arial" w:hAnsi="Arial" w:eastAsia="Arial"/>
-          <w:i w:val="0"/>
-          <w:color w:val="000000"/>
-          <w:sz w:val="22"/>
-        </w:rPr>
         <w:t>Albrecht won the draw. He left for the academy, and Albert began working in the mine.</w:t>
       </w:r>
     </w:p>
     <w:p>
-      <w:pPr>
-        <w:jc w:val="left"/>
-      </w:pPr>
+      <w:pPr/>
       <w:r>
-        <w:rPr>
-          <w:rFonts w:ascii="Arial" w:hAnsi="Arial" w:eastAsia="Arial"/>
-          <w:i w:val="0"/>
-          <w:color w:val="000000"/>
-          <w:sz w:val="22"/>
-        </w:rPr>
         <w:t>For four years, one brother studied art while the other labored underground. Albrecht’s work soon attracted wide attention; some said that it surpassed the work of many of his teachers.</w:t>
       </w:r>
     </w:p>
     <w:p>
-      <w:pPr>
-        <w:jc w:val="left"/>
-      </w:pPr>
+      <w:pPr/>
       <w:r>
-        <w:rPr>
-          <w:rFonts w:ascii="Arial" w:hAnsi="Arial" w:eastAsia="Arial"/>
-          <w:i w:val="0"/>
-          <w:color w:val="000000"/>
-          <w:sz w:val="22"/>
-        </w:rPr>
         <w:t>By the time he completed his studies, Albrecht was earning a good income. He returned home joyfully and told his brother:</w:t>
       </w:r>
     </w:p>
     <w:p>
       <w:pPr>
-        <w:jc w:val="left"/>
+        <w:spacing w:after="80"/>
       </w:pPr>
       <w:r>
-        <w:rPr>
-          <w:rFonts w:ascii="Arial" w:hAnsi="Arial" w:eastAsia="Arial"/>
-          <w:i w:val="0"/>
-          <w:color w:val="000000"/>
-          <w:sz w:val="22"/>
-        </w:rPr>
         <w:t>“Dear brother, now it is your turn. Go and pursue your dream; this time I will support you.”</w:t>
       </w:r>
     </w:p>
     <w:p>
       <w:pPr>
-        <w:jc w:val="left"/>
+        <w:spacing w:after="80"/>
       </w:pPr>
       <w:r>
-        <w:rPr>
-          <w:rFonts w:ascii="Arial" w:hAnsi="Arial" w:eastAsia="Arial"/>
-          <w:i w:val="0"/>
-          <w:color w:val="000000"/>
-          <w:sz w:val="22"/>
-        </w:rPr>
         <w:t>Albert held out his hands and answered softly:</w:t>
       </w:r>
     </w:p>
     <w:p>
-      <w:pPr>
-        <w:jc w:val="left"/>
-      </w:pPr>
+      <w:pPr/>
       <w:r>
-        <w:rPr>
-          <w:rFonts w:ascii="Arial" w:hAnsi="Arial" w:eastAsia="Arial"/>
-          <w:i w:val="0"/>
-          <w:color w:val="000000"/>
-          <w:sz w:val="22"/>
-        </w:rPr>
-        <w:t>“No, brother. It is too late. During these four years, the mine has crushed my hands and every finger. I can no longer draw.”</w:t>
+        <w:t>“No, brother. It is too late. Four years in the mine have damaged my hands and every one of my fingers. I can no longer draw.”</w:t>
       </w:r>
     </w:p>
     <w:p>
       <w:pPr>
-        <w:jc w:val="left"/>
+        <w:spacing w:after="80"/>
       </w:pPr>
       <w:r>
-        <w:rPr>
-          <w:rFonts w:ascii="Arial" w:hAnsi="Arial" w:eastAsia="Arial"/>
-          <w:i w:val="0"/>
-          <w:color w:val="000000"/>
-          <w:sz w:val="22"/>
-        </w:rPr>
         <w:t>Albrecht took his brother’s hands in his own and wept.</w:t>
       </w:r>
     </w:p>
     <w:p>
       <w:pPr>
-        <w:jc w:val="left"/>
+        <w:keepNext/>
       </w:pPr>
       <w:r>
-        <w:rPr>
-          <w:rFonts w:ascii="Arial" w:hAnsi="Arial" w:eastAsia="Arial"/>
-          <w:i w:val="0"/>
-          <w:color w:val="000000"/>
-          <w:sz w:val="22"/>
-        </w:rPr>
         <w:t>Centuries later, the works of Albrecht Dürer (1471–1528) continue to be displayed in leading galleries around the world. The famous drawing associated with his brother’s sacrifice is known as Praying Hands.</w:t>
       </w:r>
     </w:p>
     <w:p>
       <w:pPr>
-        <w:pStyle w:val="Moral"/>
         <w:keepNext/>
         <w:keepLines/>
-        <w:widowControl/>
-        <w:spacing w:before="240" w:after="180" w:line="283" w:lineRule="auto"/>
-        <w:ind w:left="240" w:right="240"/>
-        <w:jc w:val="left"/>
-        <w:pBdr>
-          <w:top w:val="single" w:sz="8" w:space="7" w:color="E8D59A"/>
-          <w:left w:val="single" w:sz="32" w:space="11" w:color="C6A23A"/>
-          <w:bottom w:val="single" w:sz="8" w:space="7" w:color="E8D59A"/>
-          <w:right w:val="single" w:sz="8" w:space="11" w:color="E8D59A"/>
-        </w:pBdr>
-        <w:shd w:val="clear" w:color="auto" w:fill="FFF8E1"/>
+        <w:spacing w:before="160"/>
       </w:pPr>
       <w:r>
         <w:rPr>
-          <w:rFonts w:ascii="Arial" w:hAnsi="Arial" w:eastAsia="Arial" w:cs="Arial"/>
           <w:b/>
-          <w:i w:val="0"/>
-          <w:color w:val="9A7417"/>
-          <w:sz w:val="22"/>
         </w:rPr>
-        <w:t xml:space="preserve">Moral: </w:t>
+        <w:t>Moral:</w:t>
       </w:r>
       <w:r>
-        <w:rPr>
-          <w:rFonts w:ascii="Arial" w:hAnsi="Arial" w:eastAsia="Arial" w:cs="Arial"/>
-          <w:b w:val="0"/>
-          <w:i w:val="0"/>
-          <w:color w:val="3F3826"/>
-          <w:sz w:val="22"/>
-        </w:rPr>
-        <w:t>Behind success there often stands an unseen sacrifice. To recognize and honor that sacrifice is one of the finest expressions of humanity.</w:t>
+        <w:t xml:space="preserve"> Behind success there often stands an unseen sacrifice. To recognize and honor that sacrifice is one of the finest expressions of humanity.</w:t>
       </w:r>
     </w:p>
     <w:p>
       <w:pPr>
-        <w:keepLines/>
-        <w:widowControl/>
-        <w:spacing w:before="60" w:after="0" w:line="240" w:lineRule="auto"/>
-        <w:jc w:val="right"/>
+        <w:spacing w:after="80"/>
       </w:pPr>
       <w:r>
         <w:rPr>
-          <w:rFonts w:ascii="Arial" w:hAnsi="Arial" w:eastAsia="Arial" w:cs="Arial"/>
-          <w:b w:val="0"/>
           <w:i/>
-          <w:color w:val="8A7950"/>
-          <w:sz w:val="17"/>
+          <w:sz w:val="18"/>
         </w:rPr>
-        <w:t>The story was obtained from open Internet sources.</w:t>
+        <w:t>Source: Publicly available internet sources.</w:t>
       </w:r>
     </w:p>
     <w:sectPr>
       <w:pgSz w:w="12240" w:h="15840"/>
-      <w:pgMar w:top="1440" w:right="1440" w:bottom="1440" w:left="1440" w:header="708" w:footer="708" w:gutter="0"/>
+      <w:pgMar w:top="1080" w:right="1224" w:bottom="1080" w:left="1224" w:header="720" w:footer="720" w:gutter="0"/>
       <w:cols w:space="720"/>
       <w:docGrid w:linePitch="360"/>
     </w:sectPr>
@@ -587,12 +482,14 @@
     <w:qFormat/>
     <w:rsid w:val="00FC693F"/>
     <w:pPr>
-      <w:spacing w:before="0" w:after="160" w:line="276" w:lineRule="auto"/>
+      <w:widowControl/>
+      <w:spacing w:after="120" w:line="259" w:lineRule="auto"/>
     </w:pPr>
     <w:rPr>
-      <w:rFonts w:ascii="Arial" w:hAnsi="Arial" w:eastAsia="Arial"/>
+      <w:rFonts w:ascii="Arial" w:hAnsi="Arial"/>
       <w:color w:val="000000"/>
       <w:sz w:val="22"/>
+      <w:lang w:val="en-US"/>
     </w:rPr>
   </w:style>
   <w:style w:type="paragraph" w:styleId="Header">
@@ -936,18 +833,17 @@
     <w:qFormat/>
     <w:rsid w:val="00FC693F"/>
     <w:pPr>
-      <w:pBdr>
-        <w:bottom w:val="single" w:sz="8" w:space="4" w:color="4F81BD" w:themeColor="accent1"/>
-      </w:pBdr>
-      <w:spacing w:after="300" w:line="240" w:lineRule="auto"/>
+      <w:keepNext/>
+      <w:spacing w:after="280" w:line="240" w:lineRule="auto"/>
       <w:contextualSpacing/>
     </w:pPr>
     <w:rPr>
-      <w:rFonts w:asciiTheme="majorHAnsi" w:eastAsiaTheme="majorEastAsia" w:hAnsiTheme="majorHAnsi" w:cstheme="majorBidi"/>
-      <w:color w:val="17365D" w:themeColor="text2" w:themeShade="BF"/>
+      <w:rFonts w:asciiTheme="majorHAnsi" w:eastAsiaTheme="majorEastAsia" w:hAnsiTheme="majorHAnsi" w:cstheme="majorBidi" w:ascii="Arial" w:hAnsi="Arial"/>
+      <w:b/>
+      <w:color w:val="000000"/>
       <w:spacing w:val="5"/>
       <w:kern w:val="28"/>
-      <w:sz w:val="52"/>
+      <w:sz w:val="34"/>
       <w:szCs w:val="52"/>
     </w:rPr>
   </w:style>
@@ -1423,9 +1319,6 @@
     <w:qFormat/>
     <w:rsid w:val="00FC693F"/>
     <w:pPr>
-      <w:pBdr>
-        <w:bottom w:val="single" w:sz="4" w:space="4" w:color="4F81BD" w:themeColor="accent1"/>
-      </w:pBdr>
       <w:spacing w:before="200" w:after="280"/>
       <w:ind w:left="936" w:right="936"/>
     </w:pPr>
@@ -12276,18 +12169,6 @@
         <w:shd w:val="clear" w:color="auto" w:fill="FBCAA2" w:themeFill="accent6" w:themeFillTint="7F"/>
       </w:tcPr>
     </w:tblStylePr>
-  </w:style>
-  <w:style w:type="paragraph" w:customStyle="1" w:styleId="Moral">
-    <w:name w:val="Moral"/>
-    <w:basedOn w:val="Normal"/>
-    <w:pPr>
-      <w:spacing w:before="160" w:after="0" w:line="276" w:lineRule="auto"/>
-    </w:pPr>
-    <w:rPr>
-      <w:rFonts w:ascii="Arial" w:hAnsi="Arial" w:eastAsia="Arial"/>
-      <w:i/>
-      <w:sz w:val="22"/>
-    </w:rPr>
   </w:style>
 </w:styles>
 </file>

--- a/en/wisdom-stories/albrecht-durer.docx
+++ b/en/wisdom-stories/albrecht-durer.docx
@@ -81,7 +81,7 @@
         <w:rPr>
           <w:lang/>
         </w:rPr>
-        <w:t>He left to study art, while Albert began working in the mine. One learned to handle a brush and explored the world of colour. The other descended underground each day, working hard so his brother could continue his studies.</w:t>
+        <w:t xml:space="preserve">He left to study art, while Albert began working in the mine. One learned to handle a brush and explored the world of color. The other descended underground each day, working hard so his brother could continue his studies.</w:t>
       </w:r>
     </w:p>
     <w:p>
@@ -134,7 +134,7 @@
         <w:rPr>
           <w:lang/>
         </w:rPr>
-        <w:t>He held out his hands. His palms were calloused, his fingers bent from years of heavy labour.</w:t>
+        <w:t xml:space="preserve">He held out his hands. His palms were calloused, his fingers bent from years of heavy labor.</w:t>
       </w:r>
       <w:r>
         <w:rPr>
@@ -167,7 +167,7 @@
         <w:rPr>
           <w:lang/>
         </w:rPr>
-        <w:t>Only then did he fully understand what the fulfilment of his dream had cost his brother.</w:t>
+        <w:t xml:space="preserve">Only then did he fully understand what the fulfillment of his dream had cost his brother.</w:t>
       </w:r>
     </w:p>
     <w:p>
@@ -194,7 +194,7 @@
         <w:rPr>
           <w:lang/>
         </w:rPr>
-        <w:t xml:space="preserve"> with this sacrifice. In the story, those hands symbolise brotherly love, gratitude, and the quiet labour behind another person’s success.</w:t>
+        <w:t xml:space="preserve"> with this sacrifice. In the story, those hands symbolize brotherly love, gratitude, and the quiet labor behind another person’s success.</w:t>
       </w:r>
     </w:p>
     <w:p>
@@ -209,7 +209,7 @@
           <w:bCs/>
           <w:lang/>
         </w:rPr>
-        <w:t>Moral: Our achievements also belong, in part, to those who have generously given us their time, strength, and support. True gratitude means recognising their sacrifices, remembering them, and returning their care with care of our own.</w:t>
+        <w:t xml:space="preserve">Moral: Our achievements also belong, in part, to those who have generously given us their time, strength, and support. True gratitude means recognizing their sacrifices, remembering them, and returning their care with care of our own.</w:t>
       </w:r>
     </w:p>
     <w:p>
